--- a/public/temas/ejercicio-1/ESQUEMA TEMA 3.docx
+++ b/public/temas/ejercicio-1/ESQUEMA TEMA 3.docx
@@ -43,7 +43,7 @@
           <w:b/>
           <w:sz w:val="22"/>
         </w:rPr>
-        <w:t>11,7%</w:t>
+        <w:t>11,7 %</w:t>
       </w:r>
       <w:r>
         <w:rPr>
@@ -93,7 +93,7 @@
           <w:rFonts w:ascii="Cambria" w:hAnsi="Cambria" w:cs="Cambria" w:eastAsia="Cambria"/>
           <w:sz w:val="22"/>
         </w:rPr>
-        <w:t xml:space="preserve"> (+3,4%), exportaciones </w:t>
+        <w:t xml:space="preserve"> (+3,4 %), exportaciones </w:t>
       </w:r>
       <w:r>
         <w:rPr>
@@ -108,7 +108,7 @@
           <w:rFonts w:ascii="Cambria" w:hAnsi="Cambria" w:cs="Cambria" w:eastAsia="Cambria"/>
           <w:sz w:val="22"/>
         </w:rPr>
-        <w:t xml:space="preserve"> (+11,5%), saldo </w:t>
+        <w:t xml:space="preserve"> (+11,5 %), saldo </w:t>
       </w:r>
       <w:r>
         <w:rPr>
@@ -2957,7 +2957,7 @@
           <w:rFonts w:ascii="Cambria" w:hAnsi="Cambria" w:cs="Cambria" w:eastAsia="Cambria"/>
           <w:sz w:val="22"/>
         </w:rPr>
-        <w:t>: 5,1% de sus exportaciones. China principal productor mundial, luego India y la UE</w:t>
+        <w:t>: 5,1 % de sus exportaciones. China principal productor mundial, luego India y la UE</w:t>
       </w:r>
     </w:p>
     <w:p>
@@ -3066,7 +3066,7 @@
           <w:b/>
           <w:sz w:val="22"/>
         </w:rPr>
-        <w:t>78%</w:t>
+        <w:t>78 %</w:t>
       </w:r>
       <w:r>
         <w:rPr>
@@ -3081,7 +3081,7 @@
           <w:b/>
           <w:sz w:val="22"/>
         </w:rPr>
-        <w:t>70%</w:t>
+        <w:t>70 %</w:t>
       </w:r>
       <w:r>
         <w:rPr>
@@ -3110,7 +3110,7 @@
           <w:rFonts w:ascii="Cambria" w:hAnsi="Cambria" w:cs="Cambria" w:eastAsia="Cambria"/>
           <w:sz w:val="22"/>
         </w:rPr>
-        <w:t>: UE 49% (Francia, Países Bajos, Portugal). Terceros: Marruecos, Perú, China, Estados Unidos</w:t>
+        <w:t>: UE 49 % (Francia, Países Bajos, Portugal). Terceros: Marruecos, Perú, China, EEUU</w:t>
       </w:r>
     </w:p>
     <w:p>
